--- a/sprint_reviews/sprint_review_04_gryphon.docx
+++ b/sprint_reviews/sprint_review_04_gryphon.docx
@@ -117,7 +117,7 @@
               <w:pStyle w:val="BodyText"/>
             </w:pPr>
             <w:r>
-              <w:t>31</w:t>
+              <w:t>03</w:t>
             </w:r>
             <w:r>
               <w:t>.0</w:t>
@@ -161,13 +161,13 @@
               <w:pStyle w:val="BodyText"/>
             </w:pPr>
             <w:r>
-              <w:t>13</w:t>
+              <w:t>16</w:t>
             </w:r>
             <w:r>
               <w:t>.0</w:t>
             </w:r>
             <w:r>
-              <w:t>4</w:t>
+              <w:t>3</w:t>
             </w:r>
             <w:r>
               <w:t>.26</w:t>
@@ -185,36 +185,221 @@
       </w:r>
     </w:p>
     <w:p>
-      <w:pPr>
-        <w:pStyle w:val="Hjelpetekst"/>
+      <w:r>
+        <w:t>The goal was to c</w:t>
+      </w:r>
+      <w:r>
+        <w:t>omplete</w:t>
+      </w:r>
+      <w:r>
+        <w:t xml:space="preserve"> the MVP</w:t>
+      </w:r>
+      <w:r>
+        <w:t xml:space="preserve"> tiler for frontend to display large tiff images. Continue implementing anomaly detection algorithms for RGB average overlap and water mask. Create and hold the English elevator pitch</w:t>
+      </w:r>
+      <w:r>
+        <w:t xml:space="preserve">, as well as start on the implementation of basic </w:t>
+      </w:r>
+      <w:proofErr w:type="spellStart"/>
+      <w:r>
+        <w:t>gRPC</w:t>
+      </w:r>
+      <w:proofErr w:type="spellEnd"/>
+      <w:r>
+        <w:t xml:space="preserve"> communication. </w:t>
+      </w:r>
+    </w:p>
+    <w:p>
+      <w:pPr>
+        <w:pStyle w:val="Heading2"/>
+      </w:pPr>
+      <w:r>
+        <w:t>Completed Tasks:</w:t>
+      </w:r>
+    </w:p>
+    <w:p>
+      <w:pPr>
+        <w:pStyle w:val="BodyText"/>
+        <w:numPr>
+          <w:ilvl w:val="0"/>
+          <w:numId w:val="6"/>
+        </w:numPr>
+      </w:pPr>
+      <w:r>
+        <w:t>Connect overlap and RGB average</w:t>
+      </w:r>
+    </w:p>
+    <w:p>
+      <w:pPr>
+        <w:pStyle w:val="BodyText"/>
+        <w:numPr>
+          <w:ilvl w:val="0"/>
+          <w:numId w:val="6"/>
+        </w:numPr>
+      </w:pPr>
+      <w:proofErr w:type="spellStart"/>
+      <w:r>
+        <w:t>Tileing</w:t>
+      </w:r>
+      <w:proofErr w:type="spellEnd"/>
+      <w:r>
+        <w:t xml:space="preserve"> (MVP V0.1.0)</w:t>
+      </w:r>
+    </w:p>
+    <w:p>
+      <w:pPr>
+        <w:pStyle w:val="BodyText"/>
+        <w:numPr>
+          <w:ilvl w:val="0"/>
+          <w:numId w:val="6"/>
+        </w:numPr>
+      </w:pPr>
+      <w:r>
+        <w:t>Water analysis</w:t>
+      </w:r>
+    </w:p>
+    <w:p>
+      <w:pPr>
+        <w:pStyle w:val="BodyText"/>
+        <w:numPr>
+          <w:ilvl w:val="0"/>
+          <w:numId w:val="6"/>
+        </w:numPr>
+      </w:pPr>
+      <w:r>
+        <w:t>Dark mode</w:t>
+      </w:r>
+    </w:p>
+    <w:p>
+      <w:pPr>
+        <w:pStyle w:val="BodyText"/>
+        <w:numPr>
+          <w:ilvl w:val="0"/>
+          <w:numId w:val="6"/>
+        </w:numPr>
+      </w:pPr>
+      <w:r>
+        <w:t xml:space="preserve">Create util for overlapping images </w:t>
+      </w:r>
+    </w:p>
+    <w:p>
+      <w:pPr>
+        <w:pStyle w:val="BodyText"/>
+        <w:numPr>
+          <w:ilvl w:val="0"/>
+          <w:numId w:val="6"/>
+        </w:numPr>
+      </w:pPr>
+      <w:r>
+        <w:t xml:space="preserve">CI pipeline for build </w:t>
+      </w:r>
+    </w:p>
+    <w:p>
+      <w:pPr>
+        <w:pStyle w:val="Heading2"/>
+      </w:pPr>
+      <w:r>
+        <w:t>Incomplete Tasks:</w:t>
+      </w:r>
+    </w:p>
+    <w:p>
+      <w:pPr>
+        <w:pStyle w:val="BodyText"/>
+        <w:numPr>
+          <w:ilvl w:val="0"/>
+          <w:numId w:val="6"/>
+        </w:numPr>
+      </w:pPr>
+      <w:r>
+        <w:t>Anomaly view</w:t>
+      </w:r>
+    </w:p>
+    <w:p>
+      <w:pPr>
+        <w:pStyle w:val="BodyText"/>
+        <w:numPr>
+          <w:ilvl w:val="0"/>
+          <w:numId w:val="6"/>
+        </w:numPr>
+      </w:pPr>
+      <w:r>
+        <w:t>Confidence level for c</w:t>
+      </w:r>
+      <w:r>
+        <w:t>onnect overlap and RGB average</w:t>
+      </w:r>
+    </w:p>
+    <w:p>
+      <w:pPr>
+        <w:pStyle w:val="Heading2"/>
+      </w:pPr>
+      <w:r>
+        <w:t>Stakeholder Feedback</w:t>
+      </w:r>
+      <w:r>
+        <w:t>:</w:t>
+      </w:r>
+    </w:p>
+    <w:p>
+      <w:pPr>
+        <w:pStyle w:val="BodyText"/>
+      </w:pPr>
+    </w:p>
+    <w:p>
+      <w:pPr>
+        <w:pStyle w:val="Heading2"/>
+      </w:pPr>
+      <w:r>
+        <w:t>Areas for Improvement:</w:t>
+      </w:r>
+    </w:p>
+    <w:p>
+      <w:pPr>
+        <w:pStyle w:val="BodyText"/>
+      </w:pPr>
+      <w:r>
+        <w:t>Still little work done on the documentation for the report.</w:t>
+      </w:r>
+    </w:p>
+    <w:p>
+      <w:pPr>
+        <w:pStyle w:val="Heading2"/>
+      </w:pPr>
+      <w:r>
+        <w:t>Next Sprint:</w:t>
+      </w:r>
+    </w:p>
+    <w:p>
+      <w:pPr>
+        <w:pStyle w:val="BodyText"/>
         <w:rPr>
-          <w:i w:val="0"/>
           <w:iCs/>
         </w:rPr>
       </w:pPr>
+      <w:r>
+        <w:rPr>
+          <w:iCs/>
+        </w:rPr>
+        <w:t>The goal for this sprint was to integrate the modules with each other. Before, each module worked independently. Along with that the anomaly detection ability of the application needed refinement.</w:t>
+      </w:r>
+    </w:p>
+    <w:p>
+      <w:pPr>
+        <w:pStyle w:val="BodyText"/>
+      </w:pPr>
+    </w:p>
+    <w:p>
+      <w:pPr>
+        <w:pStyle w:val="BodyText"/>
+      </w:pPr>
     </w:p>
     <w:p>
       <w:pPr>
         <w:pStyle w:val="Heading2"/>
       </w:pPr>
       <w:r>
-        <w:t>Completed Tasks:</w:t>
-      </w:r>
-    </w:p>
-    <w:p>
-      <w:pPr>
-        <w:pStyle w:val="Heading2"/>
-      </w:pPr>
-      <w:r>
-        <w:t>Incomplete Tasks:</w:t>
-      </w:r>
-    </w:p>
-    <w:p>
-      <w:pPr>
-        <w:pStyle w:val="Heading2"/>
-      </w:pPr>
-      <w:r>
-        <w:t>Stakeholder Feedback</w:t>
+        <w:lastRenderedPageBreak/>
+        <w:t>Tasks from the Product Backlog</w:t>
       </w:r>
       <w:r>
         <w:t>:</w:t>
@@ -222,41 +407,123 @@
     </w:p>
     <w:p>
       <w:pPr>
-        <w:pStyle w:val="Heading2"/>
-      </w:pPr>
-      <w:r>
-        <w:t>Areas for Improvement:</w:t>
-      </w:r>
-    </w:p>
-    <w:p>
-      <w:pPr>
-        <w:pStyle w:val="Heading2"/>
-      </w:pPr>
-      <w:r>
-        <w:t>Next Sprint:</w:t>
-      </w:r>
-    </w:p>
-    <w:p>
-      <w:pPr>
-        <w:pStyle w:val="Heading2"/>
-      </w:pPr>
-      <w:r>
-        <w:t>Sprint Goal</w:t>
-      </w:r>
-      <w:r>
-        <w:t>:</w:t>
-      </w:r>
-    </w:p>
-    <w:p>
-      <w:pPr>
-        <w:pStyle w:val="Heading2"/>
-      </w:pPr>
-      <w:r>
-        <w:t>Tasks from the Product Backlog</w:t>
-      </w:r>
-      <w:r>
-        <w:t>:</w:t>
-      </w:r>
+        <w:pStyle w:val="BodyText"/>
+        <w:numPr>
+          <w:ilvl w:val="0"/>
+          <w:numId w:val="7"/>
+        </w:numPr>
+      </w:pPr>
+      <w:r>
+        <w:t>Detection of artifacts in images/lines</w:t>
+      </w:r>
+    </w:p>
+    <w:p>
+      <w:pPr>
+        <w:pStyle w:val="BodyText"/>
+        <w:numPr>
+          <w:ilvl w:val="0"/>
+          <w:numId w:val="7"/>
+        </w:numPr>
+      </w:pPr>
+      <w:r>
+        <w:t xml:space="preserve">Adding </w:t>
+      </w:r>
+      <w:proofErr w:type="spellStart"/>
+      <w:r>
+        <w:t>conda</w:t>
+      </w:r>
+      <w:proofErr w:type="spellEnd"/>
+      <w:r>
+        <w:t>-lock</w:t>
+      </w:r>
+    </w:p>
+    <w:p>
+      <w:pPr>
+        <w:pStyle w:val="BodyText"/>
+        <w:numPr>
+          <w:ilvl w:val="0"/>
+          <w:numId w:val="7"/>
+        </w:numPr>
+      </w:pPr>
+      <w:r>
+        <w:t>Detect anomalies in water mask</w:t>
+      </w:r>
+    </w:p>
+    <w:p>
+      <w:pPr>
+        <w:pStyle w:val="BodyText"/>
+        <w:numPr>
+          <w:ilvl w:val="0"/>
+          <w:numId w:val="7"/>
+        </w:numPr>
+      </w:pPr>
+      <w:r>
+        <w:t>Build and release v0.1</w:t>
+      </w:r>
+    </w:p>
+    <w:p>
+      <w:pPr>
+        <w:pStyle w:val="BodyText"/>
+        <w:numPr>
+          <w:ilvl w:val="0"/>
+          <w:numId w:val="7"/>
+        </w:numPr>
+      </w:pPr>
+      <w:r>
+        <w:t>Add</w:t>
+      </w:r>
+      <w:r>
+        <w:t xml:space="preserve"> </w:t>
+      </w:r>
+      <w:r>
+        <w:t xml:space="preserve">CLI </w:t>
+      </w:r>
+      <w:proofErr w:type="spellStart"/>
+      <w:r>
+        <w:t>args</w:t>
+      </w:r>
+      <w:proofErr w:type="spellEnd"/>
+      <w:r>
+        <w:t xml:space="preserve"> to anomaly module</w:t>
+      </w:r>
+    </w:p>
+    <w:p>
+      <w:pPr>
+        <w:pStyle w:val="BodyText"/>
+        <w:numPr>
+          <w:ilvl w:val="0"/>
+          <w:numId w:val="7"/>
+        </w:numPr>
+      </w:pPr>
+      <w:r>
+        <w:t xml:space="preserve">Add </w:t>
+      </w:r>
+      <w:proofErr w:type="spellStart"/>
+      <w:r>
+        <w:t>gdal</w:t>
+      </w:r>
+      <w:proofErr w:type="spellEnd"/>
+      <w:r>
+        <w:t xml:space="preserve"> windows bundle</w:t>
+      </w:r>
+    </w:p>
+    <w:p>
+      <w:pPr>
+        <w:pStyle w:val="BodyText"/>
+        <w:numPr>
+          <w:ilvl w:val="0"/>
+          <w:numId w:val="7"/>
+        </w:numPr>
+      </w:pPr>
+      <w:r>
+        <w:t>Confidence level for connect overlap and RGB average</w:t>
+      </w:r>
+    </w:p>
+    <w:p>
+      <w:pPr>
+        <w:pStyle w:val="BodyText"/>
+        <w:ind w:left="360"/>
+      </w:pPr>
     </w:p>
     <w:p>
       <w:pPr>
@@ -653,6 +920,119 @@
     </w:lvl>
   </w:abstractNum>
   <w:abstractNum w:abstractNumId="3" w15:restartNumberingAfterBreak="0">
+    <w:nsid w:val="292F2594"/>
+    <w:multiLevelType w:val="hybridMultilevel"/>
+    <w:tmpl w:val="B35445A2"/>
+    <w:lvl w:ilvl="0" w:tplc="B2362DCE">
+      <w:start w:val="30"/>
+      <w:numFmt w:val="bullet"/>
+      <w:lvlText w:val="-"/>
+      <w:lvlJc w:val="left"/>
+      <w:pPr>
+        <w:ind w:left="720" w:hanging="360"/>
+      </w:pPr>
+      <w:rPr>
+        <w:rFonts w:ascii="Aptos" w:eastAsiaTheme="minorHAnsi" w:hAnsi="Aptos" w:cstheme="minorBidi" w:hint="default"/>
+      </w:rPr>
+    </w:lvl>
+    <w:lvl w:ilvl="1" w:tplc="04140003" w:tentative="1">
+      <w:start w:val="1"/>
+      <w:numFmt w:val="bullet"/>
+      <w:lvlText w:val="o"/>
+      <w:lvlJc w:val="left"/>
+      <w:pPr>
+        <w:ind w:left="1440" w:hanging="360"/>
+      </w:pPr>
+      <w:rPr>
+        <w:rFonts w:ascii="Courier New" w:hAnsi="Courier New" w:cs="Courier New" w:hint="default"/>
+      </w:rPr>
+    </w:lvl>
+    <w:lvl w:ilvl="2" w:tplc="04140005" w:tentative="1">
+      <w:start w:val="1"/>
+      <w:numFmt w:val="bullet"/>
+      <w:lvlText w:val=""/>
+      <w:lvlJc w:val="left"/>
+      <w:pPr>
+        <w:ind w:left="2160" w:hanging="360"/>
+      </w:pPr>
+      <w:rPr>
+        <w:rFonts w:ascii="Wingdings" w:hAnsi="Wingdings" w:hint="default"/>
+      </w:rPr>
+    </w:lvl>
+    <w:lvl w:ilvl="3" w:tplc="04140001" w:tentative="1">
+      <w:start w:val="1"/>
+      <w:numFmt w:val="bullet"/>
+      <w:lvlText w:val=""/>
+      <w:lvlJc w:val="left"/>
+      <w:pPr>
+        <w:ind w:left="2880" w:hanging="360"/>
+      </w:pPr>
+      <w:rPr>
+        <w:rFonts w:ascii="Symbol" w:hAnsi="Symbol" w:hint="default"/>
+      </w:rPr>
+    </w:lvl>
+    <w:lvl w:ilvl="4" w:tplc="04140003" w:tentative="1">
+      <w:start w:val="1"/>
+      <w:numFmt w:val="bullet"/>
+      <w:lvlText w:val="o"/>
+      <w:lvlJc w:val="left"/>
+      <w:pPr>
+        <w:ind w:left="3600" w:hanging="360"/>
+      </w:pPr>
+      <w:rPr>
+        <w:rFonts w:ascii="Courier New" w:hAnsi="Courier New" w:cs="Courier New" w:hint="default"/>
+      </w:rPr>
+    </w:lvl>
+    <w:lvl w:ilvl="5" w:tplc="04140005" w:tentative="1">
+      <w:start w:val="1"/>
+      <w:numFmt w:val="bullet"/>
+      <w:lvlText w:val=""/>
+      <w:lvlJc w:val="left"/>
+      <w:pPr>
+        <w:ind w:left="4320" w:hanging="360"/>
+      </w:pPr>
+      <w:rPr>
+        <w:rFonts w:ascii="Wingdings" w:hAnsi="Wingdings" w:hint="default"/>
+      </w:rPr>
+    </w:lvl>
+    <w:lvl w:ilvl="6" w:tplc="04140001" w:tentative="1">
+      <w:start w:val="1"/>
+      <w:numFmt w:val="bullet"/>
+      <w:lvlText w:val=""/>
+      <w:lvlJc w:val="left"/>
+      <w:pPr>
+        <w:ind w:left="5040" w:hanging="360"/>
+      </w:pPr>
+      <w:rPr>
+        <w:rFonts w:ascii="Symbol" w:hAnsi="Symbol" w:hint="default"/>
+      </w:rPr>
+    </w:lvl>
+    <w:lvl w:ilvl="7" w:tplc="04140003" w:tentative="1">
+      <w:start w:val="1"/>
+      <w:numFmt w:val="bullet"/>
+      <w:lvlText w:val="o"/>
+      <w:lvlJc w:val="left"/>
+      <w:pPr>
+        <w:ind w:left="5760" w:hanging="360"/>
+      </w:pPr>
+      <w:rPr>
+        <w:rFonts w:ascii="Courier New" w:hAnsi="Courier New" w:cs="Courier New" w:hint="default"/>
+      </w:rPr>
+    </w:lvl>
+    <w:lvl w:ilvl="8" w:tplc="04140005" w:tentative="1">
+      <w:start w:val="1"/>
+      <w:numFmt w:val="bullet"/>
+      <w:lvlText w:val=""/>
+      <w:lvlJc w:val="left"/>
+      <w:pPr>
+        <w:ind w:left="6480" w:hanging="360"/>
+      </w:pPr>
+      <w:rPr>
+        <w:rFonts w:ascii="Wingdings" w:hAnsi="Wingdings" w:hint="default"/>
+      </w:rPr>
+    </w:lvl>
+  </w:abstractNum>
+  <w:abstractNum w:abstractNumId="4" w15:restartNumberingAfterBreak="0">
     <w:nsid w:val="3F8B7321"/>
     <w:multiLevelType w:val="hybridMultilevel"/>
     <w:tmpl w:val="7CA8DEB2"/>
@@ -765,7 +1145,7 @@
       </w:rPr>
     </w:lvl>
   </w:abstractNum>
-  <w:abstractNum w:abstractNumId="4" w15:restartNumberingAfterBreak="0">
+  <w:abstractNum w:abstractNumId="5" w15:restartNumberingAfterBreak="0">
     <w:nsid w:val="47D16F8F"/>
     <w:multiLevelType w:val="hybridMultilevel"/>
     <w:tmpl w:val="09647EAE"/>
@@ -867,6 +1247,119 @@
       </w:pPr>
       <w:rPr>
         <w:rFonts w:ascii="Courier New" w:hAnsi="Courier New" w:hint="default"/>
+      </w:rPr>
+    </w:lvl>
+    <w:lvl w:ilvl="8" w:tplc="04140005" w:tentative="1">
+      <w:start w:val="1"/>
+      <w:numFmt w:val="bullet"/>
+      <w:lvlText w:val=""/>
+      <w:lvlJc w:val="left"/>
+      <w:pPr>
+        <w:ind w:left="6480" w:hanging="360"/>
+      </w:pPr>
+      <w:rPr>
+        <w:rFonts w:ascii="Wingdings" w:hAnsi="Wingdings" w:hint="default"/>
+      </w:rPr>
+    </w:lvl>
+  </w:abstractNum>
+  <w:abstractNum w:abstractNumId="6" w15:restartNumberingAfterBreak="0">
+    <w:nsid w:val="4F8C75CD"/>
+    <w:multiLevelType w:val="hybridMultilevel"/>
+    <w:tmpl w:val="00922AC4"/>
+    <w:lvl w:ilvl="0" w:tplc="B2362DCE">
+      <w:start w:val="30"/>
+      <w:numFmt w:val="bullet"/>
+      <w:lvlText w:val="-"/>
+      <w:lvlJc w:val="left"/>
+      <w:pPr>
+        <w:ind w:left="720" w:hanging="360"/>
+      </w:pPr>
+      <w:rPr>
+        <w:rFonts w:ascii="Aptos" w:eastAsiaTheme="minorHAnsi" w:hAnsi="Aptos" w:cstheme="minorBidi" w:hint="default"/>
+      </w:rPr>
+    </w:lvl>
+    <w:lvl w:ilvl="1" w:tplc="04140003" w:tentative="1">
+      <w:start w:val="1"/>
+      <w:numFmt w:val="bullet"/>
+      <w:lvlText w:val="o"/>
+      <w:lvlJc w:val="left"/>
+      <w:pPr>
+        <w:ind w:left="1440" w:hanging="360"/>
+      </w:pPr>
+      <w:rPr>
+        <w:rFonts w:ascii="Courier New" w:hAnsi="Courier New" w:cs="Courier New" w:hint="default"/>
+      </w:rPr>
+    </w:lvl>
+    <w:lvl w:ilvl="2" w:tplc="04140005" w:tentative="1">
+      <w:start w:val="1"/>
+      <w:numFmt w:val="bullet"/>
+      <w:lvlText w:val=""/>
+      <w:lvlJc w:val="left"/>
+      <w:pPr>
+        <w:ind w:left="2160" w:hanging="360"/>
+      </w:pPr>
+      <w:rPr>
+        <w:rFonts w:ascii="Wingdings" w:hAnsi="Wingdings" w:hint="default"/>
+      </w:rPr>
+    </w:lvl>
+    <w:lvl w:ilvl="3" w:tplc="04140001" w:tentative="1">
+      <w:start w:val="1"/>
+      <w:numFmt w:val="bullet"/>
+      <w:lvlText w:val=""/>
+      <w:lvlJc w:val="left"/>
+      <w:pPr>
+        <w:ind w:left="2880" w:hanging="360"/>
+      </w:pPr>
+      <w:rPr>
+        <w:rFonts w:ascii="Symbol" w:hAnsi="Symbol" w:hint="default"/>
+      </w:rPr>
+    </w:lvl>
+    <w:lvl w:ilvl="4" w:tplc="04140003" w:tentative="1">
+      <w:start w:val="1"/>
+      <w:numFmt w:val="bullet"/>
+      <w:lvlText w:val="o"/>
+      <w:lvlJc w:val="left"/>
+      <w:pPr>
+        <w:ind w:left="3600" w:hanging="360"/>
+      </w:pPr>
+      <w:rPr>
+        <w:rFonts w:ascii="Courier New" w:hAnsi="Courier New" w:cs="Courier New" w:hint="default"/>
+      </w:rPr>
+    </w:lvl>
+    <w:lvl w:ilvl="5" w:tplc="04140005" w:tentative="1">
+      <w:start w:val="1"/>
+      <w:numFmt w:val="bullet"/>
+      <w:lvlText w:val=""/>
+      <w:lvlJc w:val="left"/>
+      <w:pPr>
+        <w:ind w:left="4320" w:hanging="360"/>
+      </w:pPr>
+      <w:rPr>
+        <w:rFonts w:ascii="Wingdings" w:hAnsi="Wingdings" w:hint="default"/>
+      </w:rPr>
+    </w:lvl>
+    <w:lvl w:ilvl="6" w:tplc="04140001" w:tentative="1">
+      <w:start w:val="1"/>
+      <w:numFmt w:val="bullet"/>
+      <w:lvlText w:val=""/>
+      <w:lvlJc w:val="left"/>
+      <w:pPr>
+        <w:ind w:left="5040" w:hanging="360"/>
+      </w:pPr>
+      <w:rPr>
+        <w:rFonts w:ascii="Symbol" w:hAnsi="Symbol" w:hint="default"/>
+      </w:rPr>
+    </w:lvl>
+    <w:lvl w:ilvl="7" w:tplc="04140003" w:tentative="1">
+      <w:start w:val="1"/>
+      <w:numFmt w:val="bullet"/>
+      <w:lvlText w:val="o"/>
+      <w:lvlJc w:val="left"/>
+      <w:pPr>
+        <w:ind w:left="5760" w:hanging="360"/>
+      </w:pPr>
+      <w:rPr>
+        <w:rFonts w:ascii="Courier New" w:hAnsi="Courier New" w:cs="Courier New" w:hint="default"/>
       </w:rPr>
     </w:lvl>
     <w:lvl w:ilvl="8" w:tplc="04140005" w:tentative="1">
@@ -889,13 +1382,19 @@
     <w:abstractNumId w:val="1"/>
   </w:num>
   <w:num w:numId="3" w16cid:durableId="1098016276">
-    <w:abstractNumId w:val="4"/>
+    <w:abstractNumId w:val="5"/>
   </w:num>
   <w:num w:numId="4" w16cid:durableId="146361582">
     <w:abstractNumId w:val="2"/>
   </w:num>
   <w:num w:numId="5" w16cid:durableId="1718816079">
+    <w:abstractNumId w:val="4"/>
+  </w:num>
+  <w:num w:numId="6" w16cid:durableId="1305509051">
     <w:abstractNumId w:val="3"/>
+  </w:num>
+  <w:num w:numId="7" w16cid:durableId="68816024">
+    <w:abstractNumId w:val="6"/>
   </w:num>
 </w:numbering>
 </file>
@@ -1500,7 +1999,6 @@
   <w:style w:type="character" w:default="1" w:styleId="DefaultParagraphFont">
     <w:name w:val="Default Paragraph Font"/>
     <w:uiPriority w:val="1"/>
-    <w:semiHidden/>
     <w:unhideWhenUsed/>
   </w:style>
   <w:style w:type="table" w:default="1" w:styleId="TableNormal">
